--- a/companies/calderwood-partners/Engagements/Stark-Wilson/Meeting Minutes 2011-07-04 - Stark-Wilson.docx
+++ b/companies/calderwood-partners/Engagements/Stark-Wilson/Meeting Minutes 2011-07-04 - Stark-Wilson.docx
@@ -7,12 +7,12 @@
         <w:pStyle w:val="Heading1"/>
       </w:pPr>
       <w:r>
-        <w:t>Working Session: Organization Design for Stark-Wilson</w:t>
+        <w:t>Working Session Minutes</w:t>
       </w:r>
     </w:p>
     <w:p>
       <w:r>
-        <w:t>Minutes recorded by Deborah Gordon. Subject: Stark-Wilson organization design, working session at the midpoint of the engagement.</w:t>
+        <w:t>These minutes record the working session we held on the organization design engagement for Stark-Wilson, at which the engagement team and the client reviewed the current-state read and settled the questions the design work will take up next. They set down who was with us, what we discussed, and the actions each side agreed to carry before we meet again.</w:t>
       </w:r>
     </w:p>
     <w:p>
@@ -20,7 +20,7 @@
         <w:pStyle w:val="Heading2"/>
       </w:pPr>
       <w:r>
-        <w:t>Attendees</w:t>
+        <w:t>Present</w:t>
       </w:r>
     </w:p>
     <w:p>
@@ -28,7 +28,7 @@
         <w:pStyle w:val="ListBullet"/>
       </w:pPr>
       <w:r>
-        <w:t>Julie Parks, Senior Engagement Manager</w:t>
+        <w:t>Julie Parks, Senior Engagement Manager, Calderwood Partners (chair)</w:t>
       </w:r>
     </w:p>
     <w:p>
@@ -36,7 +36,7 @@
         <w:pStyle w:val="ListBullet"/>
       </w:pPr>
       <w:r>
-        <w:t>Deborah Gordon, Associate</w:t>
+        <w:t>Deborah Gordon, Associate, Calderwood Partners</w:t>
       </w:r>
     </w:p>
     <w:p>
@@ -52,12 +52,22 @@
         <w:pStyle w:val="Heading2"/>
       </w:pPr>
       <w:r>
-        <w:t>Current-State Picture</w:t>
+        <w:t>Discussion</w:t>
       </w:r>
     </w:p>
     <w:p>
       <w:r>
-        <w:t>The through-line of the session was blunt: the structure carries more layers than the work needs, and the leadership already feels it even where they cannot yet put a name to it. We walked the current-state picture built from the charts, the reconciled baseline, and the interviews that are now nearly done. Julie Parks framed the hour around a single question for the client, which was whether the current state reads as we have described it before we carry any of it into the design. It did, with two corrections that we logged on the spot. Neither correction moved the shape of the finding; both sharpened it. It is worth saying plainly that nothing here is settled by the numbers alone. The baseline tells us where the layers and the cost sit; the interviews tell us why they sit there, and the why is what the design will have to answer.</w:t>
+        <w:t>I walked the group through the current-state read, which is now substantially complete across the largest functions and under way on the rest. My account was that the reporting lines hold together cleanly within each function taken on its own, but that the picture changes at the seams between functions, where the same responsibility is claimed by two managers and, in a couple of places, by none. Julie Parks was careful to have us treat this as an observation drawn from the charts and the interviews rather than as a criticism of anyone.</w:t>
+      </w:r>
+    </w:p>
+    <w:p>
+      <w:r>
+        <w:t>We spent most of the hour on spans and layers, and in particular on where the structure has grown heavier than the work requires. Julie Gonzalez confirmed the pattern from her own vantage and noted that several of the reporting lines had been added in stages as the business grew, with the result that a few managers now carry a span of one or two people while others carry far more than they can attend to. We agreed that the design should separate the layers that exist to do the work from those that exist only to relieve a title, since a recommendation that ignored that distinction would not survive contact with the operation.</w:t>
+      </w:r>
+    </w:p>
+    <w:p>
+      <w:r>
+        <w:t>One question we left open by agreement. Julie Parks set out the choice plainly: the design can either redraw a single function end to end as a demonstration, which is the more contained course and the easier to adjust should the managers push back, or it can take up the cross-cutting decision rights at once, which is the more ambitious course and the harder to reverse. No one pressed for a decision in the room, since the call belongs to the client's leadership and we will bring it to them framed as a choice rather than as the firm's conclusion.</w:t>
       </w:r>
     </w:p>
     <w:p>
@@ -65,33 +75,7 @@
         <w:pStyle w:val="Heading2"/>
       </w:pPr>
       <w:r>
-        <w:t>Baseline and Decision Rights</w:t>
-      </w:r>
-    </w:p>
-    <w:p>
-      <w:r>
-        <w:t>On the cost baseline, the reconciliation to the management accounts now ties at the function level, and the layer analysis holds wherever the data is clean. Two functions still run soft on the internal allocation, and we are holding those numbers back a week rather than publish figures we already expect to move. Julie Gonzalez confirmed the pattern from the operations side without prompting: on several routine approvals the decision sits two levels above where the chart places it, and she offered two examples we had not captured. Both went straight into the decision-rights map. The sharper point she made was that the drift is not laziness. It grew up because the formal owner sat too far from the work to decide quickly, so people routed around the delay until the workaround became the real process. That is a design problem, not a discipline problem, and it changes how we frame the fix: move the decision to where the work is, rather than scold the people who moved it there first.</w:t>
-      </w:r>
-    </w:p>
-    <w:p>
-      <w:pPr>
-        <w:pStyle w:val="Heading2"/>
-      </w:pPr>
-      <w:r>
-        <w:t>Boundaries and What Comes Next</w:t>
-      </w:r>
-    </w:p>
-    <w:p>
-      <w:r>
-        <w:t>None of this is a recommendation yet. It is the current state, described and sourced, and the design work starts from exactly here and not a step before. We agreed again to keep the findings inside the room until the last interviews are finished, so the remaining sessions stay diagnostic and do not curdle into a negotiation over who loses a box. Julie Parks will close out the interviews on the firm's side; Julie Gonzalez will keep the leadership expecting questions rather than conclusions when we sit down with them. The next milestone is the diagnostic draft, and the target-design options build out from that.</w:t>
-      </w:r>
-    </w:p>
-    <w:p>
-      <w:pPr>
-        <w:pStyle w:val="Heading2"/>
-      </w:pPr>
-      <w:r>
-        <w:t>Action Items</w:t>
+        <w:t>Actions</w:t>
       </w:r>
     </w:p>
     <w:tbl>
@@ -101,27 +85,41 @@
         <w:tblLook w:firstColumn="1" w:firstRow="1" w:lastColumn="0" w:lastRow="0" w:noHBand="0" w:noVBand="1" w:val="04A0"/>
       </w:tblPr>
       <w:tblGrid>
-        <w:gridCol w:w="2880"/>
-        <w:gridCol w:w="2880"/>
-        <w:gridCol w:w="2880"/>
+        <w:gridCol w:w="2160"/>
+        <w:gridCol w:w="2160"/>
+        <w:gridCol w:w="2160"/>
+        <w:gridCol w:w="2160"/>
       </w:tblGrid>
       <w:tr>
         <w:tc>
           <w:tcPr>
-            <w:tcW w:type="dxa" w:w="2880"/>
+            <w:tcW w:type="dxa" w:w="2160"/>
           </w:tcPr>
           <w:p>
             <w:r>
               <w:rPr>
                 <w:b/>
               </w:rPr>
-              <w:t>Item</w:t>
+              <w:t>No.</w:t>
             </w:r>
           </w:p>
         </w:tc>
         <w:tc>
           <w:tcPr>
-            <w:tcW w:type="dxa" w:w="2880"/>
+            <w:tcW w:type="dxa" w:w="2160"/>
+          </w:tcPr>
+          <w:p>
+            <w:r>
+              <w:rPr>
+                <w:b/>
+              </w:rPr>
+              <w:t>Action</w:t>
+            </w:r>
+          </w:p>
+        </w:tc>
+        <w:tc>
+          <w:tcPr>
+            <w:tcW w:type="dxa" w:w="2160"/>
           </w:tcPr>
           <w:p>
             <w:r>
@@ -134,7 +132,7 @@
         </w:tc>
         <w:tc>
           <w:tcPr>
-            <w:tcW w:type="dxa" w:w="2880"/>
+            <w:tcW w:type="dxa" w:w="2160"/>
           </w:tcPr>
           <w:p>
             <w:r>
@@ -149,17 +147,27 @@
       <w:tr>
         <w:tc>
           <w:tcPr>
-            <w:tcW w:type="dxa" w:w="2880"/>
+            <w:tcW w:type="dxa" w:w="2160"/>
           </w:tcPr>
           <w:p>
             <w:r>
-              <w:t>Close the internal allocation for the two soft functions and refresh the layer view</w:t>
+              <w:t>1</w:t>
             </w:r>
           </w:p>
         </w:tc>
         <w:tc>
           <w:tcPr>
-            <w:tcW w:type="dxa" w:w="2880"/>
+            <w:tcW w:type="dxa" w:w="2160"/>
+          </w:tcPr>
+          <w:p>
+            <w:r>
+              <w:t>Close the current-state read on the remaining functions and schedule the two outstanding interviews</w:t>
+            </w:r>
+          </w:p>
+        </w:tc>
+        <w:tc>
+          <w:tcPr>
+            <w:tcW w:type="dxa" w:w="2160"/>
           </w:tcPr>
           <w:p>
             <w:r>
@@ -169,11 +177,11 @@
         </w:tc>
         <w:tc>
           <w:tcPr>
-            <w:tcW w:type="dxa" w:w="2880"/>
+            <w:tcW w:type="dxa" w:w="2160"/>
           </w:tcPr>
           <w:p>
             <w:r>
-              <w:t>Next working session</w:t>
+              <w:t>Within the week</w:t>
             </w:r>
           </w:p>
         </w:tc>
@@ -181,17 +189,69 @@
       <w:tr>
         <w:tc>
           <w:tcPr>
-            <w:tcW w:type="dxa" w:w="2880"/>
+            <w:tcW w:type="dxa" w:w="2160"/>
           </w:tcPr>
           <w:p>
             <w:r>
-              <w:t>Complete the remaining leadership interviews and log the outstanding decision-rights gaps</w:t>
+              <w:t>2</w:t>
             </w:r>
           </w:p>
         </w:tc>
         <w:tc>
           <w:tcPr>
-            <w:tcW w:type="dxa" w:w="2880"/>
+            <w:tcW w:type="dxa" w:w="2160"/>
+          </w:tcPr>
+          <w:p>
+            <w:r>
+              <w:t>Confirm which roles are claimed by two managers at once, and which by none</w:t>
+            </w:r>
+          </w:p>
+        </w:tc>
+        <w:tc>
+          <w:tcPr>
+            <w:tcW w:type="dxa" w:w="2160"/>
+          </w:tcPr>
+          <w:p>
+            <w:r>
+              <w:t>Julie Gonzalez</w:t>
+            </w:r>
+          </w:p>
+        </w:tc>
+        <w:tc>
+          <w:tcPr>
+            <w:tcW w:type="dxa" w:w="2160"/>
+          </w:tcPr>
+          <w:p>
+            <w:r>
+              <w:t>Before next session</w:t>
+            </w:r>
+          </w:p>
+        </w:tc>
+      </w:tr>
+      <w:tr>
+        <w:tc>
+          <w:tcPr>
+            <w:tcW w:type="dxa" w:w="2160"/>
+          </w:tcPr>
+          <w:p>
+            <w:r>
+              <w:t>3</w:t>
+            </w:r>
+          </w:p>
+        </w:tc>
+        <w:tc>
+          <w:tcPr>
+            <w:tcW w:type="dxa" w:w="2160"/>
+          </w:tcPr>
+          <w:p>
+            <w:r>
+              <w:t>Frame the single-function-versus-cross-cutting choice as a short decision paper for leadership</w:t>
+            </w:r>
+          </w:p>
+        </w:tc>
+        <w:tc>
+          <w:tcPr>
+            <w:tcW w:type="dxa" w:w="2160"/>
           </w:tcPr>
           <w:p>
             <w:r>
@@ -201,80 +261,21 @@
         </w:tc>
         <w:tc>
           <w:tcPr>
-            <w:tcW w:type="dxa" w:w="2880"/>
+            <w:tcW w:type="dxa" w:w="2160"/>
           </w:tcPr>
           <w:p>
             <w:r>
-              <w:t>Before the diagnostic draft</w:t>
-            </w:r>
-          </w:p>
-        </w:tc>
-      </w:tr>
-      <w:tr>
-        <w:tc>
-          <w:tcPr>
-            <w:tcW w:type="dxa" w:w="2880"/>
-          </w:tcPr>
-          <w:p>
-            <w:r>
-              <w:t>Send the two additional approval examples with the names attached to them</w:t>
-            </w:r>
-          </w:p>
-        </w:tc>
-        <w:tc>
-          <w:tcPr>
-            <w:tcW w:type="dxa" w:w="2880"/>
-          </w:tcPr>
-          <w:p>
-            <w:r>
-              <w:t>Julie Gonzalez</w:t>
-            </w:r>
-          </w:p>
-        </w:tc>
-        <w:tc>
-          <w:tcPr>
-            <w:tcW w:type="dxa" w:w="2880"/>
-          </w:tcPr>
-          <w:p>
-            <w:r>
-              <w:t>End of week</w:t>
-            </w:r>
-          </w:p>
-        </w:tc>
-      </w:tr>
-      <w:tr>
-        <w:tc>
-          <w:tcPr>
-            <w:tcW w:type="dxa" w:w="2880"/>
-          </w:tcPr>
-          <w:p>
-            <w:r>
-              <w:t>Draft the current-state diagnostic once the baseline and the interviews are final</w:t>
-            </w:r>
-          </w:p>
-        </w:tc>
-        <w:tc>
-          <w:tcPr>
-            <w:tcW w:type="dxa" w:w="2880"/>
-          </w:tcPr>
-          <w:p>
-            <w:r>
-              <w:t>Deborah Gordon</w:t>
-            </w:r>
-          </w:p>
-        </w:tc>
-        <w:tc>
-          <w:tcPr>
-            <w:tcW w:type="dxa" w:w="2880"/>
-          </w:tcPr>
-          <w:p>
-            <w:r>
-              <w:t>Within two weeks</w:t>
+              <w:t>Next session</w:t>
             </w:r>
           </w:p>
         </w:tc>
       </w:tr>
     </w:tbl>
+    <w:p>
+      <w:r>
+        <w:t>The item that gates our next session is the second action, since until we know where the responsibilities genuinely sit we cannot separate what the design can settle now from what has to wait; once Julie Gonzalez's team has confirmed those, I will circulate a first outline of the design options ahead of the meeting.</w:t>
+      </w:r>
+    </w:p>
     <w:sectPr>
       <w:headerReference w:type="first" r:id="rId9"/>
       <w:headerReference w:type="default" r:id="rId10"/>
